--- a/templates_docx/re46_1_template.docx
+++ b/templates_docx/re46_1_template.docx
@@ -1350,7 +1350,7 @@
             <w:rPr>
               <w:szCs w:val="24"/>
             </w:rPr>
-            <w:t xml:space="preserve">{{ parcel }} - {{ suffix }}</w:t>
+            <w:t xml:space="preserve">{{ parcel }}</w:t>
           </w:r>
         </w:p>
       </w:tc>
